--- a/FSD - Capstone Project/Capstone Problem Statement with Solutions.docx
+++ b/FSD - Capstone Project/Capstone Problem Statement with Solutions.docx
@@ -103,7 +103,21 @@
           <w:lang w:val="en-US"/>
         </w:rPr>
         <w:tab/>
-        <w:t xml:space="preserve">Admin or other type of user can login with emailId and password </w:t>
+        <w:t xml:space="preserve">Admin or other type of user can login with </w:t>
+      </w:r>
+      <w:proofErr w:type="spellStart"/>
+      <w:r>
+        <w:rPr>
+          <w:lang w:val="en-US"/>
+        </w:rPr>
+        <w:t>emailId</w:t>
+      </w:r>
+      <w:proofErr w:type="spellEnd"/>
+      <w:r>
+        <w:rPr>
+          <w:lang w:val="en-US"/>
+        </w:rPr>
+        <w:t xml:space="preserve"> and password </w:t>
       </w:r>
     </w:p>
     <w:p>
@@ -333,7 +347,35 @@
           <w:lang w:val="en-US"/>
         </w:rPr>
         <w:tab/>
-        <w:t xml:space="preserve">Sign Up:  for admin account no signup with hard coding emaild and password as </w:t>
+        <w:t xml:space="preserve">Sign Up:  for admin account no </w:t>
+      </w:r>
+      <w:proofErr w:type="spellStart"/>
+      <w:r>
+        <w:rPr>
+          <w:lang w:val="en-US"/>
+        </w:rPr>
+        <w:t>signup</w:t>
+      </w:r>
+      <w:proofErr w:type="spellEnd"/>
+      <w:r>
+        <w:rPr>
+          <w:lang w:val="en-US"/>
+        </w:rPr>
+        <w:t xml:space="preserve"> with hard coding </w:t>
+      </w:r>
+      <w:proofErr w:type="spellStart"/>
+      <w:r>
+        <w:rPr>
+          <w:lang w:val="en-US"/>
+        </w:rPr>
+        <w:t>emaild</w:t>
+      </w:r>
+      <w:proofErr w:type="spellEnd"/>
+      <w:r>
+        <w:rPr>
+          <w:lang w:val="en-US"/>
+        </w:rPr>
+        <w:t xml:space="preserve"> and password as </w:t>
       </w:r>
       <w:hyperlink r:id="rId4" w:history="1">
         <w:r>
@@ -368,21 +410,7 @@
           <w:lang w:val="en-US"/>
         </w:rPr>
         <w:tab/>
-        <w:t xml:space="preserve">Type of </w:t>
-      </w:r>
-      <w:proofErr w:type="gramStart"/>
-      <w:r>
-        <w:rPr>
-          <w:lang w:val="en-US"/>
-        </w:rPr>
-        <w:t>user :</w:t>
-      </w:r>
-      <w:proofErr w:type="gramEnd"/>
-      <w:r>
-        <w:rPr>
-          <w:lang w:val="en-US"/>
-        </w:rPr>
-        <w:t xml:space="preserve"> admin/customer </w:t>
+        <w:t xml:space="preserve">Type of user : admin/customer </w:t>
       </w:r>
     </w:p>
     <w:p>
@@ -485,6 +513,358 @@
     <w:p>
       <w:pPr>
         <w:rPr>
+          <w:b/>
+          <w:bCs/>
+          <w:lang w:val="en-US"/>
+        </w:rPr>
+      </w:pPr>
+      <w:proofErr w:type="spellStart"/>
+      <w:r>
+        <w:rPr>
+          <w:b/>
+          <w:bCs/>
+          <w:lang w:val="en-US"/>
+        </w:rPr>
+        <w:t>npm</w:t>
+      </w:r>
+      <w:proofErr w:type="spellEnd"/>
+      <w:r>
+        <w:rPr>
+          <w:b/>
+          <w:bCs/>
+          <w:lang w:val="en-US"/>
+        </w:rPr>
+        <w:t xml:space="preserve"> create </w:t>
+      </w:r>
+      <w:proofErr w:type="spellStart"/>
+      <w:r>
+        <w:rPr>
+          <w:b/>
+          <w:bCs/>
+          <w:lang w:val="en-US"/>
+        </w:rPr>
+        <w:t>vite@latest</w:t>
+      </w:r>
+      <w:proofErr w:type="spellEnd"/>
+      <w:r>
+        <w:rPr>
+          <w:b/>
+          <w:bCs/>
+          <w:lang w:val="en-US"/>
+        </w:rPr>
+        <w:t xml:space="preserve"> frontend-app</w:t>
+      </w:r>
+    </w:p>
+    <w:p>
+      <w:pPr>
+        <w:rPr>
+          <w:lang w:val="en-US"/>
+        </w:rPr>
+      </w:pPr>
+      <w:r>
+        <w:rPr>
+          <w:lang w:val="en-US"/>
+        </w:rPr>
+        <w:t xml:space="preserve">react </w:t>
+      </w:r>
+    </w:p>
+    <w:p>
+      <w:pPr>
+        <w:rPr>
+          <w:lang w:val="en-US"/>
+        </w:rPr>
+      </w:pPr>
+      <w:proofErr w:type="spellStart"/>
+      <w:r>
+        <w:rPr>
+          <w:lang w:val="en-US"/>
+        </w:rPr>
+        <w:t>Javascript</w:t>
+      </w:r>
+      <w:proofErr w:type="spellEnd"/>
+      <w:r>
+        <w:rPr>
+          <w:lang w:val="en-US"/>
+        </w:rPr>
+        <w:t xml:space="preserve"> </w:t>
+      </w:r>
+    </w:p>
+    <w:p>
+      <w:pPr>
+        <w:rPr>
+          <w:lang w:val="en-US"/>
+        </w:rPr>
+      </w:pPr>
+      <w:r>
+        <w:rPr>
+          <w:lang w:val="en-US"/>
+        </w:rPr>
+        <w:t>cd frontend-app</w:t>
+      </w:r>
+    </w:p>
+    <w:p>
+      <w:pPr>
+        <w:rPr>
+          <w:lang w:val="en-US"/>
+        </w:rPr>
+      </w:pPr>
+      <w:proofErr w:type="spellStart"/>
+      <w:r>
+        <w:rPr>
+          <w:lang w:val="en-US"/>
+        </w:rPr>
+        <w:t>npm</w:t>
+      </w:r>
+      <w:proofErr w:type="spellEnd"/>
+      <w:r>
+        <w:rPr>
+          <w:lang w:val="en-US"/>
+        </w:rPr>
+        <w:t xml:space="preserve"> install </w:t>
+      </w:r>
+    </w:p>
+    <w:p>
+      <w:pPr>
+        <w:rPr>
+          <w:b/>
+          <w:bCs/>
+          <w:lang w:val="en-US"/>
+        </w:rPr>
+      </w:pPr>
+      <w:proofErr w:type="spellStart"/>
+      <w:r>
+        <w:rPr>
+          <w:b/>
+          <w:bCs/>
+          <w:lang w:val="en-US"/>
+        </w:rPr>
+        <w:t>npm</w:t>
+      </w:r>
+      <w:proofErr w:type="spellEnd"/>
+      <w:r>
+        <w:rPr>
+          <w:b/>
+          <w:bCs/>
+          <w:lang w:val="en-US"/>
+        </w:rPr>
+        <w:t xml:space="preserve"> install </w:t>
+      </w:r>
+      <w:proofErr w:type="spellStart"/>
+      <w:r>
+        <w:rPr>
+          <w:b/>
+          <w:bCs/>
+          <w:lang w:val="en-US"/>
+        </w:rPr>
+        <w:t>axios</w:t>
+      </w:r>
+      <w:proofErr w:type="spellEnd"/>
+      <w:r>
+        <w:rPr>
+          <w:b/>
+          <w:bCs/>
+          <w:lang w:val="en-US"/>
+        </w:rPr>
+        <w:t xml:space="preserve"> react-router-</w:t>
+      </w:r>
+      <w:proofErr w:type="spellStart"/>
+      <w:r>
+        <w:rPr>
+          <w:b/>
+          <w:bCs/>
+          <w:lang w:val="en-US"/>
+        </w:rPr>
+        <w:t>dom</w:t>
+      </w:r>
+      <w:proofErr w:type="spellEnd"/>
+    </w:p>
+    <w:p>
+      <w:pPr>
+        <w:rPr>
+          <w:b/>
+          <w:bCs/>
+          <w:lang w:val="en-US"/>
+        </w:rPr>
+      </w:pPr>
+      <w:proofErr w:type="spellStart"/>
+      <w:r>
+        <w:rPr>
+          <w:b/>
+          <w:bCs/>
+          <w:lang w:val="en-US"/>
+        </w:rPr>
+        <w:t>npm</w:t>
+      </w:r>
+      <w:proofErr w:type="spellEnd"/>
+      <w:r>
+        <w:rPr>
+          <w:b/>
+          <w:bCs/>
+          <w:lang w:val="en-US"/>
+        </w:rPr>
+        <w:t xml:space="preserve"> run dev </w:t>
+      </w:r>
+    </w:p>
+    <w:p>
+      <w:pPr>
+        <w:rPr>
+          <w:lang w:val="en-US"/>
+        </w:rPr>
+      </w:pPr>
+    </w:p>
+    <w:p>
+      <w:pPr>
+        <w:rPr>
+          <w:lang w:val="en-US"/>
+        </w:rPr>
+      </w:pPr>
+    </w:p>
+    <w:p>
+      <w:pPr>
+        <w:rPr>
+          <w:lang w:val="en-US"/>
+        </w:rPr>
+      </w:pPr>
+    </w:p>
+    <w:p>
+      <w:pPr>
+        <w:rPr>
+          <w:lang w:val="en-US"/>
+        </w:rPr>
+      </w:pPr>
+      <w:r>
+        <w:rPr>
+          <w:lang w:val="en-US"/>
+        </w:rPr>
+        <w:lastRenderedPageBreak/>
+        <w:t xml:space="preserve">components: folder </w:t>
+      </w:r>
+    </w:p>
+    <w:p>
+      <w:pPr>
+        <w:rPr>
+          <w:lang w:val="en-US"/>
+        </w:rPr>
+      </w:pPr>
+      <w:r>
+        <w:rPr>
+          <w:lang w:val="en-US"/>
+        </w:rPr>
+        <w:tab/>
+        <w:t xml:space="preserve">login </w:t>
+      </w:r>
+    </w:p>
+    <w:p>
+      <w:pPr>
+        <w:rPr>
+          <w:lang w:val="en-US"/>
+        </w:rPr>
+      </w:pPr>
+      <w:r>
+        <w:rPr>
+          <w:lang w:val="en-US"/>
+        </w:rPr>
+        <w:tab/>
+        <w:t xml:space="preserve">signup </w:t>
+      </w:r>
+    </w:p>
+    <w:p>
+      <w:pPr>
+        <w:rPr>
+          <w:lang w:val="en-US"/>
+        </w:rPr>
+      </w:pPr>
+      <w:r>
+        <w:rPr>
+          <w:lang w:val="en-US"/>
+        </w:rPr>
+        <w:tab/>
+        <w:t xml:space="preserve">admin-dashboard </w:t>
+      </w:r>
+    </w:p>
+    <w:p>
+      <w:pPr>
+        <w:rPr>
+          <w:lang w:val="en-US"/>
+        </w:rPr>
+      </w:pPr>
+      <w:r>
+        <w:rPr>
+          <w:lang w:val="en-US"/>
+        </w:rPr>
+        <w:tab/>
+        <w:t xml:space="preserve">user-dashboard </w:t>
+      </w:r>
+    </w:p>
+    <w:p>
+      <w:pPr>
+        <w:rPr>
+          <w:lang w:val="en-US"/>
+        </w:rPr>
+      </w:pPr>
+      <w:r>
+        <w:rPr>
+          <w:lang w:val="en-US"/>
+        </w:rPr>
+        <w:t xml:space="preserve">service : folder </w:t>
+      </w:r>
+    </w:p>
+    <w:p>
+      <w:pPr>
+        <w:rPr>
+          <w:lang w:val="en-US"/>
+        </w:rPr>
+      </w:pPr>
+      <w:r>
+        <w:rPr>
+          <w:lang w:val="en-US"/>
+        </w:rPr>
+        <w:tab/>
+      </w:r>
+      <w:proofErr w:type="spellStart"/>
+      <w:r>
+        <w:rPr>
+          <w:lang w:val="en-US"/>
+        </w:rPr>
+        <w:t>loginService</w:t>
+      </w:r>
+      <w:proofErr w:type="spellEnd"/>
+      <w:r>
+        <w:rPr>
+          <w:lang w:val="en-US"/>
+        </w:rPr>
+        <w:t xml:space="preserve"> </w:t>
+      </w:r>
+    </w:p>
+    <w:p>
+      <w:pPr>
+        <w:rPr>
+          <w:lang w:val="en-US"/>
+        </w:rPr>
+      </w:pPr>
+      <w:r>
+        <w:rPr>
+          <w:lang w:val="en-US"/>
+        </w:rPr>
+        <w:tab/>
+      </w:r>
+      <w:r>
+        <w:rPr>
+          <w:lang w:val="en-US"/>
+        </w:rPr>
+        <w:tab/>
+      </w:r>
+    </w:p>
+    <w:p>
+      <w:pPr>
+        <w:rPr>
+          <w:lang w:val="en-US"/>
+        </w:rPr>
+      </w:pPr>
+    </w:p>
+    <w:p>
+      <w:pPr>
+        <w:rPr>
           <w:lang w:val="en-US"/>
         </w:rPr>
       </w:pPr>
@@ -523,35 +903,108 @@
         </w:rPr>
         <w:tab/>
       </w:r>
-      <w:r>
-        <w:rPr>
-          <w:b/>
-          <w:bCs/>
-          <w:lang w:val="en-US"/>
-        </w:rPr>
-        <w:t>npm init -y</w:t>
-      </w:r>
-    </w:p>
-    <w:p>
-      <w:pPr>
-        <w:rPr>
-          <w:lang w:val="en-US"/>
-        </w:rPr>
-      </w:pPr>
-      <w:r>
-        <w:rPr>
-          <w:lang w:val="en-US"/>
-        </w:rPr>
-        <w:tab/>
-      </w:r>
-      <w:r>
-        <w:rPr>
-          <w:lang w:val="en-US"/>
-        </w:rPr>
-        <w:t xml:space="preserve">npm install express mongoose </w:t>
-      </w:r>
-      <w:r>
+      <w:proofErr w:type="spellStart"/>
+      <w:r>
+        <w:rPr>
+          <w:b/>
+          <w:bCs/>
+          <w:lang w:val="en-US"/>
+        </w:rPr>
+        <w:t>npm</w:t>
+      </w:r>
+      <w:proofErr w:type="spellEnd"/>
+      <w:r>
+        <w:rPr>
+          <w:b/>
+          <w:bCs/>
+          <w:lang w:val="en-US"/>
+        </w:rPr>
+        <w:t xml:space="preserve"> </w:t>
+      </w:r>
+      <w:proofErr w:type="spellStart"/>
+      <w:r>
+        <w:rPr>
+          <w:b/>
+          <w:bCs/>
+          <w:lang w:val="en-US"/>
+        </w:rPr>
+        <w:t>init</w:t>
+      </w:r>
+      <w:proofErr w:type="spellEnd"/>
+      <w:r>
+        <w:rPr>
+          <w:b/>
+          <w:bCs/>
+          <w:lang w:val="en-US"/>
+        </w:rPr>
+        <w:t xml:space="preserve"> -y</w:t>
+      </w:r>
+    </w:p>
+    <w:p>
+      <w:pPr>
+        <w:rPr>
+          <w:b/>
+          <w:bCs/>
+          <w:lang w:val="en-US"/>
+        </w:rPr>
+      </w:pPr>
+      <w:r>
+        <w:rPr>
+          <w:b/>
+          <w:bCs/>
+          <w:lang w:val="en-US"/>
+        </w:rPr>
+        <w:tab/>
+      </w:r>
+      <w:proofErr w:type="spellStart"/>
+      <w:r>
+        <w:rPr>
+          <w:b/>
+          <w:bCs/>
+          <w:lang w:val="en-US"/>
+        </w:rPr>
+        <w:t>npm</w:t>
+      </w:r>
+      <w:proofErr w:type="spellEnd"/>
+      <w:r>
+        <w:rPr>
+          <w:b/>
+          <w:bCs/>
+          <w:lang w:val="en-US"/>
+        </w:rPr>
+        <w:t xml:space="preserve"> install express mongoose </w:t>
+      </w:r>
+      <w:proofErr w:type="spellStart"/>
+      <w:r>
+        <w:rPr>
+          <w:b/>
+          <w:bCs/>
+        </w:rPr>
         <w:t>bcryptjs</w:t>
+      </w:r>
+      <w:proofErr w:type="spellEnd"/>
+      <w:r>
+        <w:rPr>
+          <w:b/>
+          <w:bCs/>
+        </w:rPr>
+        <w:t xml:space="preserve"> </w:t>
+      </w:r>
+      <w:proofErr w:type="spellStart"/>
+      <w:r>
+        <w:rPr>
+          <w:b/>
+          <w:bCs/>
+        </w:rPr>
+        <w:t>cors</w:t>
+      </w:r>
+      <w:proofErr w:type="spellEnd"/>
+      <w:r>
+        <w:rPr>
+          <w:b/>
+          <w:bCs/>
+        </w:rPr>
+        <w:t xml:space="preserve"> </w:t>
       </w:r>
     </w:p>
     <w:p>
@@ -622,33 +1075,214 @@
           <w:lang w:val="en-US"/>
         </w:rPr>
       </w:pPr>
-      <w:proofErr w:type="gramStart"/>
       <w:r>
         <w:rPr>
           <w:lang w:val="en-US"/>
         </w:rPr>
         <w:t>Database :</w:t>
       </w:r>
-      <w:proofErr w:type="gramEnd"/>
-    </w:p>
-    <w:p>
-      <w:pPr>
-        <w:rPr>
-          <w:lang w:val="en-US"/>
-        </w:rPr>
-      </w:pPr>
-      <w:r>
-        <w:rPr>
-          <w:lang w:val="en-US"/>
-        </w:rPr>
-        <w:tab/>
-      </w:r>
-      <w:r>
-        <w:rPr>
-          <w:lang w:val="en-US"/>
-        </w:rPr>
-        <w:tab/>
-        <w:t xml:space="preserve">Mongo db  </w:t>
+    </w:p>
+    <w:p>
+      <w:pPr>
+        <w:rPr>
+          <w:lang w:val="en-US"/>
+        </w:rPr>
+      </w:pPr>
+      <w:r>
+        <w:rPr>
+          <w:lang w:val="en-US"/>
+        </w:rPr>
+        <w:tab/>
+      </w:r>
+      <w:r>
+        <w:rPr>
+          <w:lang w:val="en-US"/>
+        </w:rPr>
+        <w:tab/>
+        <w:t xml:space="preserve">Mongo </w:t>
+      </w:r>
+      <w:proofErr w:type="spellStart"/>
+      <w:r>
+        <w:rPr>
+          <w:lang w:val="en-US"/>
+        </w:rPr>
+        <w:t>db</w:t>
+      </w:r>
+      <w:proofErr w:type="spellEnd"/>
+    </w:p>
+    <w:p>
+      <w:pPr>
+        <w:rPr>
+          <w:lang w:val="en-US"/>
+        </w:rPr>
+      </w:pPr>
+    </w:p>
+    <w:p>
+      <w:pPr>
+        <w:rPr>
+          <w:lang w:val="en-US"/>
+        </w:rPr>
+      </w:pPr>
+      <w:r>
+        <w:rPr>
+          <w:lang w:val="en-US"/>
+        </w:rPr>
+        <w:t xml:space="preserve">Backend running on 3000 port number </w:t>
+      </w:r>
+    </w:p>
+    <w:p>
+      <w:pPr>
+        <w:rPr>
+          <w:lang w:val="en-US"/>
+        </w:rPr>
+      </w:pPr>
+      <w:r>
+        <w:rPr>
+          <w:lang w:val="en-US"/>
+        </w:rPr>
+        <w:t xml:space="preserve">Frontend running on 5173 port number </w:t>
+      </w:r>
+    </w:p>
+    <w:p>
+      <w:pPr>
+        <w:rPr>
+          <w:lang w:val="en-US"/>
+        </w:rPr>
+      </w:pPr>
+      <w:r>
+        <w:rPr>
+          <w:lang w:val="en-US"/>
+        </w:rPr>
+        <w:t xml:space="preserve">Bride rest </w:t>
+      </w:r>
+      <w:proofErr w:type="spellStart"/>
+      <w:r>
+        <w:rPr>
+          <w:lang w:val="en-US"/>
+        </w:rPr>
+        <w:t>api</w:t>
+      </w:r>
+      <w:proofErr w:type="spellEnd"/>
+      <w:r>
+        <w:rPr>
+          <w:lang w:val="en-US"/>
+        </w:rPr>
+        <w:t xml:space="preserve"> </w:t>
+      </w:r>
+    </w:p>
+    <w:p>
+      <w:pPr>
+        <w:rPr>
+          <w:lang w:val="en-US"/>
+        </w:rPr>
+      </w:pPr>
+      <w:r>
+        <w:rPr>
+          <w:lang w:val="en-US"/>
+        </w:rPr>
+        <w:t xml:space="preserve">CORS : Cross Origin resource sharing </w:t>
+      </w:r>
+    </w:p>
+    <w:p>
+      <w:pPr>
+        <w:rPr>
+          <w:lang w:val="en-US"/>
+        </w:rPr>
+      </w:pPr>
+      <w:r>
+        <w:rPr>
+          <w:lang w:val="en-US"/>
+        </w:rPr>
+        <w:t xml:space="preserve">Backend technologies need to allow to access the resource. </w:t>
+      </w:r>
+    </w:p>
+    <w:p>
+      <w:pPr>
+        <w:rPr>
+          <w:lang w:val="en-US"/>
+        </w:rPr>
+      </w:pPr>
+      <w:r>
+        <w:rPr>
+          <w:lang w:val="en-US"/>
+        </w:rPr>
+        <w:t xml:space="preserve">Node </w:t>
+      </w:r>
+      <w:proofErr w:type="spellStart"/>
+      <w:r>
+        <w:rPr>
+          <w:lang w:val="en-US"/>
+        </w:rPr>
+        <w:t>js</w:t>
+      </w:r>
+      <w:proofErr w:type="spellEnd"/>
+      <w:r>
+        <w:rPr>
+          <w:lang w:val="en-US"/>
+        </w:rPr>
+        <w:t xml:space="preserve"> provided third party module </w:t>
+      </w:r>
+      <w:proofErr w:type="spellStart"/>
+      <w:r>
+        <w:rPr>
+          <w:lang w:val="en-US"/>
+        </w:rPr>
+        <w:t>ie</w:t>
+      </w:r>
+      <w:proofErr w:type="spellEnd"/>
+      <w:r>
+        <w:rPr>
+          <w:lang w:val="en-US"/>
+        </w:rPr>
+        <w:t xml:space="preserve"> </w:t>
+      </w:r>
+      <w:proofErr w:type="spellStart"/>
+      <w:r>
+        <w:rPr>
+          <w:lang w:val="en-US"/>
+        </w:rPr>
+        <w:t>cors</w:t>
+      </w:r>
+      <w:proofErr w:type="spellEnd"/>
+      <w:r>
+        <w:rPr>
+          <w:lang w:val="en-US"/>
+        </w:rPr>
+        <w:t xml:space="preserve">. </w:t>
+      </w:r>
+    </w:p>
+    <w:p>
+      <w:pPr>
+        <w:rPr>
+          <w:lang w:val="en-US"/>
+        </w:rPr>
+      </w:pPr>
+      <w:r>
+        <w:rPr>
+          <w:highlight w:val="yellow"/>
+          <w:lang w:val="en-US"/>
+        </w:rPr>
+        <w:t>Need to install and add middleware.</w:t>
+      </w:r>
+      <w:r>
+        <w:rPr>
+          <w:lang w:val="en-US"/>
+        </w:rPr>
+        <w:t xml:space="preserve"> </w:t>
+      </w:r>
+    </w:p>
+    <w:p>
+      <w:pPr>
+        <w:rPr>
+          <w:lang w:val="en-US"/>
+        </w:rPr>
+      </w:pPr>
+      <w:r>
+        <w:rPr>
+          <w:lang w:val="en-US"/>
+        </w:rPr>
+        <w:lastRenderedPageBreak/>
+        <w:t xml:space="preserve">  </w:t>
       </w:r>
     </w:p>
     <w:sectPr>

--- a/FSD - Capstone Project/Capstone Problem Statement with Solutions.docx
+++ b/FSD - Capstone Project/Capstone Problem Statement with Solutions.docx
@@ -410,7 +410,21 @@
           <w:lang w:val="en-US"/>
         </w:rPr>
         <w:tab/>
-        <w:t xml:space="preserve">Type of user : admin/customer </w:t>
+        <w:t xml:space="preserve">Type of </w:t>
+      </w:r>
+      <w:proofErr w:type="gramStart"/>
+      <w:r>
+        <w:rPr>
+          <w:lang w:val="en-US"/>
+        </w:rPr>
+        <w:t>user :</w:t>
+      </w:r>
+      <w:proofErr w:type="gramEnd"/>
+      <w:r>
+        <w:rPr>
+          <w:lang w:val="en-US"/>
+        </w:rPr>
+        <w:t xml:space="preserve"> admin/customer </w:t>
       </w:r>
     </w:p>
     <w:p>
@@ -802,11 +816,19 @@
           <w:lang w:val="en-US"/>
         </w:rPr>
       </w:pPr>
-      <w:r>
-        <w:rPr>
-          <w:lang w:val="en-US"/>
-        </w:rPr>
-        <w:t xml:space="preserve">service : folder </w:t>
+      <w:proofErr w:type="gramStart"/>
+      <w:r>
+        <w:rPr>
+          <w:lang w:val="en-US"/>
+        </w:rPr>
+        <w:t>service :</w:t>
+      </w:r>
+      <w:proofErr w:type="gramEnd"/>
+      <w:r>
+        <w:rPr>
+          <w:lang w:val="en-US"/>
+        </w:rPr>
+        <w:t xml:space="preserve"> folder </w:t>
       </w:r>
     </w:p>
     <w:p>
@@ -1075,12 +1097,14 @@
           <w:lang w:val="en-US"/>
         </w:rPr>
       </w:pPr>
+      <w:proofErr w:type="gramStart"/>
       <w:r>
         <w:rPr>
           <w:lang w:val="en-US"/>
         </w:rPr>
         <w:t>Database :</w:t>
       </w:r>
+      <w:proofErr w:type="gramEnd"/>
     </w:p>
     <w:p>
       <w:pPr>
@@ -1176,11 +1200,19 @@
           <w:lang w:val="en-US"/>
         </w:rPr>
       </w:pPr>
-      <w:r>
-        <w:rPr>
-          <w:lang w:val="en-US"/>
-        </w:rPr>
-        <w:t xml:space="preserve">CORS : Cross Origin resource sharing </w:t>
+      <w:proofErr w:type="gramStart"/>
+      <w:r>
+        <w:rPr>
+          <w:lang w:val="en-US"/>
+        </w:rPr>
+        <w:t>CORS :</w:t>
+      </w:r>
+      <w:proofErr w:type="gramEnd"/>
+      <w:r>
+        <w:rPr>
+          <w:lang w:val="en-US"/>
+        </w:rPr>
+        <w:t xml:space="preserve"> Cross Origin resource sharing </w:t>
       </w:r>
     </w:p>
     <w:p>
@@ -1283,6 +1315,458 @@
         </w:rPr>
         <w:lastRenderedPageBreak/>
         <w:t xml:space="preserve">  </w:t>
+      </w:r>
+    </w:p>
+    <w:p>
+      <w:pPr>
+        <w:rPr>
+          <w:b/>
+          <w:bCs/>
+        </w:rPr>
+      </w:pPr>
+      <w:proofErr w:type="spellStart"/>
+      <w:r>
+        <w:rPr>
+          <w:b/>
+          <w:bCs/>
+        </w:rPr>
+        <w:t>LearnEase</w:t>
+      </w:r>
+      <w:proofErr w:type="spellEnd"/>
+      <w:r>
+        <w:rPr>
+          <w:b/>
+          <w:bCs/>
+        </w:rPr>
+        <w:t xml:space="preserve"> Pro</w:t>
+      </w:r>
+    </w:p>
+    <w:p>
+      <w:pPr>
+        <w:rPr>
+          <w:lang w:val="en-US"/>
+        </w:rPr>
+      </w:pPr>
+    </w:p>
+    <w:p>
+      <w:pPr>
+        <w:rPr>
+          <w:lang w:val="en-US"/>
+        </w:rPr>
+      </w:pPr>
+      <w:r>
+        <w:rPr>
+          <w:lang w:val="en-US"/>
+        </w:rPr>
+        <w:t>Admin -</w:t>
+      </w:r>
+      <w:r>
+        <w:rPr>
+          <w:lang w:val="en-US"/>
+        </w:rPr>
+        <w:sym w:font="Wingdings" w:char="F0E0"/>
+      </w:r>
+      <w:r>
+        <w:rPr>
+          <w:lang w:val="en-US"/>
+        </w:rPr>
+        <w:t xml:space="preserve"> </w:t>
+      </w:r>
+    </w:p>
+    <w:p>
+      <w:pPr>
+        <w:rPr>
+          <w:b/>
+          <w:bCs/>
+          <w:lang w:val="en-US"/>
+        </w:rPr>
+      </w:pPr>
+      <w:r>
+        <w:rPr>
+          <w:b/>
+          <w:bCs/>
+          <w:lang w:val="en-US"/>
+        </w:rPr>
+        <w:t>View All Fac</w:t>
+      </w:r>
+      <w:r>
+        <w:rPr>
+          <w:b/>
+          <w:bCs/>
+          <w:lang w:val="en-US"/>
+        </w:rPr>
+        <w:t>ulty</w:t>
+      </w:r>
+      <w:r>
+        <w:rPr>
+          <w:b/>
+          <w:bCs/>
+          <w:lang w:val="en-US"/>
+        </w:rPr>
+        <w:t xml:space="preserve"> or Instructor details </w:t>
+      </w:r>
+    </w:p>
+    <w:p>
+      <w:pPr>
+        <w:rPr>
+          <w:b/>
+          <w:bCs/>
+          <w:lang w:val="en-US"/>
+        </w:rPr>
+      </w:pPr>
+      <w:r>
+        <w:rPr>
+          <w:b/>
+          <w:bCs/>
+          <w:lang w:val="en-US"/>
+        </w:rPr>
+        <w:t xml:space="preserve">View all </w:t>
+      </w:r>
+      <w:proofErr w:type="gramStart"/>
+      <w:r>
+        <w:rPr>
+          <w:b/>
+          <w:bCs/>
+          <w:lang w:val="en-US"/>
+        </w:rPr>
+        <w:t>students</w:t>
+      </w:r>
+      <w:proofErr w:type="gramEnd"/>
+      <w:r>
+        <w:rPr>
+          <w:b/>
+          <w:bCs/>
+          <w:lang w:val="en-US"/>
+        </w:rPr>
+        <w:t xml:space="preserve"> details </w:t>
+      </w:r>
+    </w:p>
+    <w:p>
+      <w:pPr>
+        <w:rPr>
+          <w:b/>
+          <w:bCs/>
+          <w:lang w:val="en-US"/>
+        </w:rPr>
+      </w:pPr>
+      <w:r>
+        <w:rPr>
+          <w:b/>
+          <w:bCs/>
+          <w:lang w:val="en-US"/>
+        </w:rPr>
+        <w:t xml:space="preserve">View all course details </w:t>
+      </w:r>
+    </w:p>
+    <w:p>
+      <w:pPr>
+        <w:rPr>
+          <w:b/>
+          <w:bCs/>
+          <w:lang w:val="en-US"/>
+        </w:rPr>
+      </w:pPr>
+      <w:r>
+        <w:rPr>
+          <w:b/>
+          <w:bCs/>
+          <w:lang w:val="en-US"/>
+        </w:rPr>
+        <w:t xml:space="preserve">Add Course </w:t>
+      </w:r>
+    </w:p>
+    <w:p>
+      <w:pPr>
+        <w:rPr>
+          <w:b/>
+          <w:bCs/>
+          <w:lang w:val="en-US"/>
+        </w:rPr>
+      </w:pPr>
+      <w:r>
+        <w:rPr>
+          <w:b/>
+          <w:bCs/>
+          <w:lang w:val="en-US"/>
+        </w:rPr>
+        <w:tab/>
+      </w:r>
+      <w:r>
+        <w:rPr>
+          <w:b/>
+          <w:bCs/>
+          <w:lang w:val="en-US"/>
+        </w:rPr>
+        <w:tab/>
+        <w:t xml:space="preserve">Course Title </w:t>
+      </w:r>
+    </w:p>
+    <w:p>
+      <w:pPr>
+        <w:rPr>
+          <w:b/>
+          <w:bCs/>
+          <w:lang w:val="en-US"/>
+        </w:rPr>
+      </w:pPr>
+      <w:r>
+        <w:rPr>
+          <w:b/>
+          <w:bCs/>
+          <w:lang w:val="en-US"/>
+        </w:rPr>
+        <w:tab/>
+      </w:r>
+      <w:r>
+        <w:rPr>
+          <w:b/>
+          <w:bCs/>
+          <w:lang w:val="en-US"/>
+        </w:rPr>
+        <w:tab/>
+        <w:t xml:space="preserve">Description </w:t>
+      </w:r>
+    </w:p>
+    <w:p>
+      <w:pPr>
+        <w:rPr>
+          <w:b/>
+          <w:bCs/>
+          <w:lang w:val="en-US"/>
+        </w:rPr>
+      </w:pPr>
+      <w:r>
+        <w:rPr>
+          <w:b/>
+          <w:bCs/>
+          <w:lang w:val="en-US"/>
+        </w:rPr>
+        <w:tab/>
+      </w:r>
+      <w:r>
+        <w:rPr>
+          <w:b/>
+          <w:bCs/>
+          <w:lang w:val="en-US"/>
+        </w:rPr>
+        <w:tab/>
+        <w:t>Factory Name</w:t>
+      </w:r>
+      <w:r>
+        <w:rPr>
+          <w:b/>
+          <w:bCs/>
+          <w:lang w:val="en-US"/>
+        </w:rPr>
+        <w:tab/>
+        <w:t xml:space="preserve">(loaded in drop down) </w:t>
+      </w:r>
+    </w:p>
+    <w:p>
+      <w:pPr>
+        <w:rPr>
+          <w:b/>
+          <w:bCs/>
+          <w:lang w:val="en-US"/>
+        </w:rPr>
+      </w:pPr>
+      <w:r>
+        <w:rPr>
+          <w:b/>
+          <w:bCs/>
+          <w:lang w:val="en-US"/>
+        </w:rPr>
+        <w:tab/>
+      </w:r>
+      <w:r>
+        <w:rPr>
+          <w:b/>
+          <w:bCs/>
+          <w:lang w:val="en-US"/>
+        </w:rPr>
+        <w:tab/>
+        <w:t xml:space="preserve">Duration  </w:t>
+      </w:r>
+    </w:p>
+    <w:p>
+      <w:pPr>
+        <w:rPr>
+          <w:b/>
+          <w:bCs/>
+          <w:lang w:val="en-US"/>
+        </w:rPr>
+      </w:pPr>
+      <w:r>
+        <w:rPr>
+          <w:b/>
+          <w:bCs/>
+          <w:lang w:val="en-US"/>
+        </w:rPr>
+        <w:t xml:space="preserve">Change password </w:t>
+      </w:r>
+    </w:p>
+    <w:p>
+      <w:pPr>
+        <w:rPr>
+          <w:lang w:val="en-US"/>
+        </w:rPr>
+      </w:pPr>
+      <w:r>
+        <w:rPr>
+          <w:lang w:val="en-US"/>
+        </w:rPr>
+        <w:t>Faculty:</w:t>
+      </w:r>
+    </w:p>
+    <w:p>
+      <w:pPr>
+        <w:rPr>
+          <w:lang w:val="en-US"/>
+        </w:rPr>
+      </w:pPr>
+      <w:r>
+        <w:rPr>
+          <w:lang w:val="en-US"/>
+        </w:rPr>
+        <w:t xml:space="preserve">Add contents for existing course </w:t>
+      </w:r>
+    </w:p>
+    <w:p>
+      <w:pPr>
+        <w:rPr>
+          <w:lang w:val="en-US"/>
+        </w:rPr>
+      </w:pPr>
+      <w:r>
+        <w:rPr>
+          <w:lang w:val="en-US"/>
+        </w:rPr>
+        <w:tab/>
+      </w:r>
+      <w:r>
+        <w:rPr>
+          <w:lang w:val="en-US"/>
+        </w:rPr>
+        <w:tab/>
+        <w:t>Chapter 1, 2,3</w:t>
+      </w:r>
+    </w:p>
+    <w:p>
+      <w:pPr>
+        <w:rPr>
+          <w:lang w:val="en-US"/>
+        </w:rPr>
+      </w:pPr>
+      <w:r>
+        <w:rPr>
+          <w:lang w:val="en-US"/>
+        </w:rPr>
+        <w:tab/>
+      </w:r>
+      <w:r>
+        <w:rPr>
+          <w:lang w:val="en-US"/>
+        </w:rPr>
+        <w:tab/>
+        <w:t xml:space="preserve">Description </w:t>
+      </w:r>
+    </w:p>
+    <w:p>
+      <w:pPr>
+        <w:rPr>
+          <w:lang w:val="en-US"/>
+        </w:rPr>
+      </w:pPr>
+      <w:r>
+        <w:rPr>
+          <w:lang w:val="en-US"/>
+        </w:rPr>
+        <w:t xml:space="preserve">Approved or denied course request by student </w:t>
+      </w:r>
+    </w:p>
+    <w:p>
+      <w:pPr>
+        <w:rPr>
+          <w:lang w:val="en-US"/>
+        </w:rPr>
+      </w:pPr>
+      <w:r>
+        <w:rPr>
+          <w:lang w:val="en-US"/>
+        </w:rPr>
+        <w:t>Student:</w:t>
+      </w:r>
+    </w:p>
+    <w:p>
+      <w:pPr>
+        <w:rPr>
+          <w:b/>
+          <w:bCs/>
+          <w:lang w:val="en-US"/>
+        </w:rPr>
+      </w:pPr>
+      <w:r>
+        <w:rPr>
+          <w:b/>
+          <w:bCs/>
+          <w:lang w:val="en-US"/>
+        </w:rPr>
+        <w:tab/>
+        <w:t xml:space="preserve">View all course </w:t>
+      </w:r>
+    </w:p>
+    <w:p>
+      <w:pPr>
+        <w:rPr>
+          <w:b/>
+          <w:bCs/>
+          <w:lang w:val="en-US"/>
+        </w:rPr>
+      </w:pPr>
+      <w:r>
+        <w:rPr>
+          <w:b/>
+          <w:bCs/>
+          <w:lang w:val="en-US"/>
+        </w:rPr>
+        <w:tab/>
+        <w:t xml:space="preserve">Search course by Title </w:t>
+      </w:r>
+    </w:p>
+    <w:p>
+      <w:pPr>
+        <w:rPr>
+          <w:b/>
+          <w:bCs/>
+          <w:lang w:val="en-US"/>
+        </w:rPr>
+      </w:pPr>
+      <w:r>
+        <w:rPr>
+          <w:b/>
+          <w:bCs/>
+          <w:lang w:val="en-US"/>
+        </w:rPr>
+        <w:tab/>
+        <w:t xml:space="preserve">Request for enable particular course. </w:t>
+      </w:r>
+    </w:p>
+    <w:p>
+      <w:pPr>
+        <w:rPr>
+          <w:b/>
+          <w:bCs/>
+          <w:lang w:val="en-US"/>
+        </w:rPr>
+      </w:pPr>
+      <w:r>
+        <w:rPr>
+          <w:b/>
+          <w:bCs/>
+          <w:lang w:val="en-US"/>
+        </w:rPr>
+        <w:tab/>
+        <w:t xml:space="preserve">View approved course details. </w:t>
       </w:r>
     </w:p>
     <w:sectPr>
